--- a/tailored/cv_implicit_full-stack-developer-us-based-remote-par.docx
+++ b/tailored/cv_implicit_full-stack-developer-us-based-remote-par.docx
@@ -17,7 +17,7 @@
     </w:p>
     <w:p>
       <w:r>
-        <w:t>Email: muzzamilhassandev@gmail.com | Phone: +923055779207</w:t>
+        <w:t>muzzamilhassandev@gmail.com | +923055779207</w:t>
       </w:r>
     </w:p>
     <w:p>
@@ -30,7 +30,7 @@
     </w:p>
     <w:p>
       <w:r>
-        <w:t>Full Stack Developer with expertise in architecting and shipping production-grade SaaS products on the JavaScript/TypeScript ecosystem. Specialized in AI-powered applications using LangChain, LangGraph, and OpenAI API. Proficient in building responsive web applications with React, Next.js, and TypeScript, alongside backend development with Node.js, Express.js, and NestJS. Experienced with performance optimization techniques including SSR, caching, lazy loading, and code splitting. Committed to writing clean, maintainable code and collaborating with cross-functional teams to deliver high-quality products.</w:t>
+        <w:t>Full Stack Developer with expertise in building production-grade SaaS products using JavaScript/TypeScript ecosystem. Proficient in React, Next.js, TypeScript, and modern frontend technologies. Strong backend experience with Node.js, Express.js, and database management across PostgreSQL, MySQL, and MongoDB. Demonstrated success in developing AI-powered platforms (RextAI, HireIQ) using LangChain, LangGraph, and OpenAI API. Committed to writing clean, maintainable code with performance optimization through lazy loading, code splitting, and modern development practices.</w:t>
       </w:r>
     </w:p>
     <w:p>
@@ -53,17 +53,17 @@
     </w:p>
     <w:p>
       <w:r>
+        <w:t>**Databases:** PostgreSQL, MySQL, SQLite, MongoDB, Drizzle ORM, Firebase, Supabase</w:t>
+      </w:r>
+    </w:p>
+    <w:p>
+      <w:r>
         <w:t>**AI &amp; Machine Learning:** LangChain, LangGraph, OpenAI API</w:t>
       </w:r>
     </w:p>
     <w:p>
       <w:r>
-        <w:t>**Databases:** PostgreSQL, MySQL, SQLite, MongoDB, Drizzle ORM, Firebase, Supabase</w:t>
-      </w:r>
-    </w:p>
-    <w:p>
-      <w:r>
-        <w:t>**Testing &amp; Quality Assurance:** Experience with performance optimization, code splitting, lazy loading, and maintaining high-quality code standards</w:t>
+        <w:t>**Testing &amp; Quality Assurance:** Performance optimization, Test-Driven Development practices</w:t>
       </w:r>
     </w:p>
     <w:p>
@@ -73,7 +73,7 @@
     </w:p>
     <w:p>
       <w:r>
-        <w:t>**Tools &amp; Practices:** Git, GitHub, Bitbucket, Figma, JIRA, Component architecture, SEO, a11y, Performance Optimization</w:t>
+        <w:t>**Tools &amp; Practices:** Git, GitHub, Figma, JIRA, Component architecture, Lazy Loading, Code Splitting, SEO, a11y</w:t>
       </w:r>
     </w:p>
     <w:p>
@@ -94,7 +94,7 @@
         <w:pStyle w:val="ListBullet"/>
       </w:pPr>
       <w:r>
-        <w:t>Architected and shipped production features for an enterprise headless CMS (Nextly) using Next.js App Router, TypeScript, and TanStack Query</w:t>
+        <w:t>Architected and shipped production features for enterprise headless CMS using Next.js App Router, TypeScript, and TanStack Query</w:t>
       </w:r>
     </w:p>
     <w:p>
@@ -102,7 +102,7 @@
         <w:pStyle w:val="ListBullet"/>
       </w:pPr>
       <w:r>
-        <w:t>Owned the full authentication and access control layer: JWT-based auth and a flexible RBAC system supporting multiple user roles</w:t>
+        <w:t>Owned full authentication and access control layer with JWT-based auth and flexible RBAC system</w:t>
       </w:r>
     </w:p>
     <w:p>
@@ -110,7 +110,7 @@
         <w:pStyle w:val="ListBullet"/>
       </w:pPr>
       <w:r>
-        <w:t>Designed and maintained a pluggable multi-database adapter system (PostgreSQL, MySQL, SQLite)</w:t>
+        <w:t>Designed and maintained pluggable multi-database adapter system (PostgreSQL, MySQL, SQLite)</w:t>
       </w:r>
     </w:p>
     <w:p>
@@ -126,15 +126,7 @@
         <w:pStyle w:val="ListBullet"/>
       </w:pPr>
       <w:r>
-        <w:t>Built a fully customizable admin dashboard for collections, media uploads, user roles, and system settings</w:t>
-      </w:r>
-    </w:p>
-    <w:p>
-      <w:pPr>
-        <w:pStyle w:val="ListBullet"/>
-      </w:pPr>
-      <w:r>
-        <w:t>Delivered pixel-perfect, responsive UIs from Figma designs with Tailwind CSS, strict a11y and SEO standards</w:t>
+        <w:t>Built customizable admin dashboard with pixel-perfect UIs using Tailwind CSS, adhering to strict a11y and SEO standards</w:t>
       </w:r>
     </w:p>
     <w:p>
@@ -183,14 +175,6 @@
       </w:r>
     </w:p>
     <w:p>
-      <w:pPr>
-        <w:pStyle w:val="ListBullet"/>
-      </w:pPr>
-      <w:r>
-        <w:t>Stack: Next.js, React.js, TypeScript, Node.js, LangChain, LangGraph, OpenAI API, Tailwind CSS</w:t>
-      </w:r>
-    </w:p>
-    <w:p>
       <w:r>
         <w:t>**HireIQ** | AI-Powered Recruitment &amp; Evaluation Platform (Live)</w:t>
       </w:r>
@@ -208,7 +192,7 @@
         <w:pStyle w:val="ListBullet"/>
       </w:pPr>
       <w:r>
-        <w:t>Stack: Next.js, React, TypeScript, Node.js, LangChain, LangGraph, OpenAI API, Tailwind CSS</w:t>
+        <w:t>Implements modern agentic development practices with TypeScript and React</w:t>
       </w:r>
     </w:p>
     <w:p>
@@ -229,15 +213,7 @@
         <w:pStyle w:val="ListBullet"/>
       </w:pPr>
       <w:r>
-        <w:t>Dual-mode content workflow: code-defined models plus drag-and-drop visual builder with instant preview</w:t>
-      </w:r>
-    </w:p>
-    <w:p>
-      <w:pPr>
-        <w:pStyle w:val="ListBullet"/>
-      </w:pPr>
-      <w:r>
-        <w:t>RBAC with permissions for team content access</w:t>
+        <w:t>Dual-mode content workflow: code-defined models plus drag-and-drop visual builder</w:t>
       </w:r>
     </w:p>
     <w:p>
@@ -253,7 +229,7 @@
         <w:pStyle w:val="ListBullet"/>
       </w:pPr>
       <w:r>
-        <w:t>Stack: Next.js, TypeScript, Drizzle ORM, Node.js, TanStack Query, Docker, Monorepo</w:t>
+        <w:t>Fully containerized with Docker; reproducible builds and CI/CD</w:t>
       </w:r>
     </w:p>
     <w:p>

--- a/tailored/cv_implicit_full-stack-developer-us-based-remote-par.docx
+++ b/tailored/cv_implicit_full-stack-developer-us-based-remote-par.docx
@@ -17,7 +17,7 @@
     </w:p>
     <w:p>
       <w:r>
-        <w:t>muzzamilhassandev@gmail.com | +923055779207</w:t>
+        <w:t>muzzamilhassandev@gmail.com | +923055779207 | https://muzzamilhassandev.vercel.app/</w:t>
       </w:r>
     </w:p>
     <w:p>
@@ -30,7 +30,7 @@
     </w:p>
     <w:p>
       <w:r>
-        <w:t>Full Stack Developer with expertise in building production-grade SaaS products using JavaScript/TypeScript ecosystem. Proficient in React, Next.js, TypeScript, and modern frontend technologies. Strong backend experience with Node.js, Express.js, and database management across PostgreSQL, MySQL, and MongoDB. Demonstrated success in developing AI-powered platforms (RextAI, HireIQ) using LangChain, LangGraph, and OpenAI API. Committed to writing clean, maintainable code with performance optimization through lazy loading, code splitting, and modern development practices.</w:t>
+        <w:t>Full Stack Developer with expertise in building production-grade SaaS products using JavaScript/TypeScript ecosystem. Proficient in React, Next.js, and modern frontend technologies with strong backend capabilities in Node.js and database management. Experienced in developing AI-powered applications and optimizing web performance through modern techniques. Passionate about creating scalable, maintainable code and staying current with emerging technologies in AI development.</w:t>
       </w:r>
     </w:p>
     <w:p>
@@ -43,37 +43,144 @@
     </w:p>
     <w:p>
       <w:r>
-        <w:t>**Frontend Development:** React.js, Next.js, Redux Toolkit, TanStack Query, Tailwind CSS, HTML5, CSS3, JavaScript (ES6+), TypeScript</w:t>
+        <w:t>**Frontend Development:**</w:t>
+      </w:r>
+    </w:p>
+    <w:p>
+      <w:pPr>
+        <w:pStyle w:val="ListBullet"/>
+      </w:pPr>
+      <w:r>
+        <w:t>React.js, Next.js (App Router, Server Components, SSR/ISR)</w:t>
+      </w:r>
+    </w:p>
+    <w:p>
+      <w:pPr>
+        <w:pStyle w:val="ListBullet"/>
+      </w:pPr>
+      <w:r>
+        <w:t>Redux Toolkit, TanStack Query</w:t>
+      </w:r>
+    </w:p>
+    <w:p>
+      <w:pPr>
+        <w:pStyle w:val="ListBullet"/>
+      </w:pPr>
+      <w:r>
+        <w:t>Tailwind CSS, HTML5, CSS3</w:t>
+      </w:r>
+    </w:p>
+    <w:p>
+      <w:pPr>
+        <w:pStyle w:val="ListBullet"/>
+      </w:pPr>
+      <w:r>
+        <w:t>JavaScript (ES6+), TypeScript</w:t>
       </w:r>
     </w:p>
     <w:p>
       <w:r>
-        <w:t>**Backend Development:** Node.js, Express.js, NestJS, REST API Design, JWT/OAuth2 Authentication, RBAC</w:t>
+        <w:t>**Backend Development:**</w:t>
+      </w:r>
+    </w:p>
+    <w:p>
+      <w:pPr>
+        <w:pStyle w:val="ListBullet"/>
+      </w:pPr>
+      <w:r>
+        <w:t>Node.js, Express.js, NestJS</w:t>
+      </w:r>
+    </w:p>
+    <w:p>
+      <w:pPr>
+        <w:pStyle w:val="ListBullet"/>
+      </w:pPr>
+      <w:r>
+        <w:t>REST API Design, JWT/OAuth2 Authentication</w:t>
+      </w:r>
+    </w:p>
+    <w:p>
+      <w:pPr>
+        <w:pStyle w:val="ListBullet"/>
+      </w:pPr>
+      <w:r>
+        <w:t>RBAC Systems</w:t>
       </w:r>
     </w:p>
     <w:p>
       <w:r>
-        <w:t>**Databases:** PostgreSQL, MySQL, SQLite, MongoDB, Drizzle ORM, Firebase, Supabase</w:t>
+        <w:t>**Databases:**</w:t>
+      </w:r>
+    </w:p>
+    <w:p>
+      <w:pPr>
+        <w:pStyle w:val="ListBullet"/>
+      </w:pPr>
+      <w:r>
+        <w:t>PostgreSQL, MySQL, SQLite, MongoDB</w:t>
+      </w:r>
+    </w:p>
+    <w:p>
+      <w:pPr>
+        <w:pStyle w:val="ListBullet"/>
+      </w:pPr>
+      <w:r>
+        <w:t>Drizzle ORM, Firebase, Supabase</w:t>
       </w:r>
     </w:p>
     <w:p>
       <w:r>
-        <w:t>**AI &amp; Machine Learning:** LangChain, LangGraph, OpenAI API</w:t>
+        <w:t>**AI &amp; Machine Learning:**</w:t>
+      </w:r>
+    </w:p>
+    <w:p>
+      <w:pPr>
+        <w:pStyle w:val="ListBullet"/>
+      </w:pPr>
+      <w:r>
+        <w:t>LangChain, LangGraph, OpenAI API</w:t>
       </w:r>
     </w:p>
     <w:p>
       <w:r>
-        <w:t>**Testing &amp; Quality Assurance:** Performance optimization, Test-Driven Development practices</w:t>
+        <w:t>**Development &amp; DevOps:**</w:t>
+      </w:r>
+    </w:p>
+    <w:p>
+      <w:pPr>
+        <w:pStyle w:val="ListBullet"/>
+      </w:pPr>
+      <w:r>
+        <w:t>Docker, GitHub Actions, Vercel (CI/CD, Edge Functions)</w:t>
+      </w:r>
+    </w:p>
+    <w:p>
+      <w:pPr>
+        <w:pStyle w:val="ListBullet"/>
+      </w:pPr>
+      <w:r>
+        <w:t>Git, AWS Amplify</w:t>
       </w:r>
     </w:p>
     <w:p>
       <w:r>
-        <w:t>**DevOps &amp; Cloud:** Vercel (CI/CD, Edge Functions), Docker, GitHub Actions, AWS Amplify</w:t>
+        <w:t>**Testing &amp; Performance:**</w:t>
       </w:r>
     </w:p>
     <w:p>
+      <w:pPr>
+        <w:pStyle w:val="ListBullet"/>
+      </w:pPr>
       <w:r>
-        <w:t>**Tools &amp; Practices:** Git, GitHub, Figma, JIRA, Component architecture, Lazy Loading, Code Splitting, SEO, a11y</w:t>
+        <w:t>Performance Optimization (Lazy Loading, Code Splitting)</w:t>
+      </w:r>
+    </w:p>
+    <w:p>
+      <w:pPr>
+        <w:pStyle w:val="ListBullet"/>
+      </w:pPr>
+      <w:r>
+        <w:t>Component Architecture, SEO, a11y</w:t>
       </w:r>
     </w:p>
     <w:p>
@@ -86,7 +193,12 @@
     </w:p>
     <w:p>
       <w:r>
-        <w:t>**Full Stack Developer** | Revnix (fmr. Revnix Technologies) | Jan 2025 - Present</w:t>
+        <w:t>**Full Stack Developer** | Revnix (fmr. Revnix Technologies)</w:t>
+      </w:r>
+    </w:p>
+    <w:p>
+      <w:r>
+        <w:t>*Jan 2025 - Present | On-site*</w:t>
       </w:r>
     </w:p>
     <w:p>
@@ -94,7 +206,7 @@
         <w:pStyle w:val="ListBullet"/>
       </w:pPr>
       <w:r>
-        <w:t>Architected and shipped production features for enterprise headless CMS using Next.js App Router, TypeScript, and TanStack Query</w:t>
+        <w:t>Architected and shipped production features for an enterprise headless CMS (Nextly) using Next.js App Router, TypeScript, and TanStack Query</w:t>
       </w:r>
     </w:p>
     <w:p>
@@ -102,7 +214,7 @@
         <w:pStyle w:val="ListBullet"/>
       </w:pPr>
       <w:r>
-        <w:t>Owned full authentication and access control layer with JWT-based auth and flexible RBAC system</w:t>
+        <w:t>Owned the full authentication and access control layer: JWT-based auth and a flexible RBAC system supporting multiple user roles</w:t>
       </w:r>
     </w:p>
     <w:p>
@@ -110,7 +222,7 @@
         <w:pStyle w:val="ListBullet"/>
       </w:pPr>
       <w:r>
-        <w:t>Designed and maintained pluggable multi-database adapter system (PostgreSQL, MySQL, SQLite)</w:t>
+        <w:t>Designed and maintained a pluggable multi-database adapter system (PostgreSQL, MySQL, SQLite)</w:t>
       </w:r>
     </w:p>
     <w:p>
@@ -126,7 +238,15 @@
         <w:pStyle w:val="ListBullet"/>
       </w:pPr>
       <w:r>
-        <w:t>Built customizable admin dashboard with pixel-perfect UIs using Tailwind CSS, adhering to strict a11y and SEO standards</w:t>
+        <w:t>Built a fully customizable admin dashboard for collections, media uploads, user roles, and system settings</w:t>
+      </w:r>
+    </w:p>
+    <w:p>
+      <w:pPr>
+        <w:pStyle w:val="ListBullet"/>
+      </w:pPr>
+      <w:r>
+        <w:t>Delivered pixel-perfect, responsive UIs from Figma designs with Tailwind CSS, strict a11y and SEO standards</w:t>
       </w:r>
     </w:p>
     <w:p>
@@ -139,7 +259,52 @@
     </w:p>
     <w:p>
       <w:r>
-        <w:t>**RextAI** | AI-Powered Content Intelligence Platform (Live)</w:t>
+        <w:t>**Nextly - Enterprise Headless CMS &amp; SaaS Framework**</w:t>
+      </w:r>
+    </w:p>
+    <w:p>
+      <w:pPr>
+        <w:pStyle w:val="ListBullet"/>
+      </w:pPr>
+      <w:r>
+        <w:t>TypeScript-first CMS framework for content-driven products using Next.js, comparable to Payload CMS or Sanity</w:t>
+      </w:r>
+    </w:p>
+    <w:p>
+      <w:pPr>
+        <w:pStyle w:val="ListBullet"/>
+      </w:pPr>
+      <w:r>
+        <w:t>Dual-mode content workflow: code-defined models plus drag-and-drop visual builder with instant preview</w:t>
+      </w:r>
+    </w:p>
+    <w:p>
+      <w:pPr>
+        <w:pStyle w:val="ListBullet"/>
+      </w:pPr>
+      <w:r>
+        <w:t>RBAC with permissions for team content access</w:t>
+      </w:r>
+    </w:p>
+    <w:p>
+      <w:pPr>
+        <w:pStyle w:val="ListBullet"/>
+      </w:pPr>
+      <w:r>
+        <w:t>PostgreSQL, MySQL, SQLite via pluggable Drizzle ORM adapters</w:t>
+      </w:r>
+    </w:p>
+    <w:p>
+      <w:pPr>
+        <w:pStyle w:val="ListBullet"/>
+      </w:pPr>
+      <w:r>
+        <w:t>Fully containerized with Docker; reproducible builds and CI/CD on Vercel</w:t>
+      </w:r>
+    </w:p>
+    <w:p>
+      <w:r>
+        <w:t>**RextAI - AI-Powered Content Intelligence Platform**</w:t>
       </w:r>
     </w:p>
     <w:p>
@@ -176,7 +341,7 @@
     </w:p>
     <w:p>
       <w:r>
-        <w:t>**HireIQ** | AI-Powered Recruitment &amp; Evaluation Platform (Live)</w:t>
+        <w:t>**HireIQ - AI-Powered Recruitment &amp; Evaluation Platform**</w:t>
       </w:r>
     </w:p>
     <w:p>
@@ -192,44 +357,7 @@
         <w:pStyle w:val="ListBullet"/>
       </w:pPr>
       <w:r>
-        <w:t>Implements modern agentic development practices with TypeScript and React</w:t>
-      </w:r>
-    </w:p>
-    <w:p>
-      <w:r>
-        <w:t>**Nextly** | Enterprise Headless CMS &amp; SaaS Framework (Live)</w:t>
-      </w:r>
-    </w:p>
-    <w:p>
-      <w:pPr>
-        <w:pStyle w:val="ListBullet"/>
-      </w:pPr>
-      <w:r>
-        <w:t>TypeScript-first CMS framework for content-driven products inside Next.js</w:t>
-      </w:r>
-    </w:p>
-    <w:p>
-      <w:pPr>
-        <w:pStyle w:val="ListBullet"/>
-      </w:pPr>
-      <w:r>
-        <w:t>Dual-mode content workflow: code-defined models plus drag-and-drop visual builder</w:t>
-      </w:r>
-    </w:p>
-    <w:p>
-      <w:pPr>
-        <w:pStyle w:val="ListBullet"/>
-      </w:pPr>
-      <w:r>
-        <w:t>PostgreSQL, MySQL, SQLite via pluggable Drizzle ORM adapters</w:t>
-      </w:r>
-    </w:p>
-    <w:p>
-      <w:pPr>
-        <w:pStyle w:val="ListBullet"/>
-      </w:pPr>
-      <w:r>
-        <w:t>Fully containerized with Docker; reproducible builds and CI/CD</w:t>
+        <w:t>Utilizes LangChain, LangGraph, and OpenAI API for AI functionality</w:t>
       </w:r>
     </w:p>
     <w:p>
@@ -242,15 +370,12 @@
     </w:p>
     <w:p>
       <w:r>
-        <w:t>**BS in Computer Science** | University of Haripur | Aug 2020 - Aug 2024</w:t>
+        <w:t>**BS in Computer Science** | University of Haripur</w:t>
       </w:r>
     </w:p>
     <w:p>
-      <w:pPr>
-        <w:pStyle w:val="ListBullet"/>
-      </w:pPr>
       <w:r>
-        <w:t>Haripur, Pakistan</w:t>
+        <w:t>*Aug 2020 - Aug 2024 | Haripur, Pakistan*</w:t>
       </w:r>
     </w:p>
     <w:p>

--- a/tailored/cv_implicit_full-stack-developer-us-based-remote-par.docx
+++ b/tailored/cv_implicit_full-stack-developer-us-based-remote-par.docx
@@ -30,7 +30,7 @@
     </w:p>
     <w:p>
       <w:r>
-        <w:t>Full Stack Developer with expertise in building production-grade SaaS products using JavaScript/TypeScript ecosystem. Proficient in React, Next.js, and modern frontend technologies with strong backend capabilities in Node.js and database management. Experienced in developing AI-powered applications and optimizing web performance through modern techniques. Passionate about creating scalable, maintainable code and staying current with emerging technologies in AI development.</w:t>
+        <w:t>Full Stack Developer architecting and shipping production-grade SaaS products end-to-end on the JavaScript/TypeScript ecosystem. Experienced with React, Next.js (App Router, Server Components, SSR/ISR), TypeScript, and TanStack Query for frontend development. Backend expertise in Node.js, Express.js, and NestJS. Strong SQL database depth with PostgreSQL, MySQL, SQLite using Drizzle ORM, alongside MongoDB, Firebase, and Supabase. Built SaaS platforms, CMS systems, and e-commerce solutions from the ground up with pixel-perfect UIs, scalable REST APIs, and cross-database architectures. AI delivery experience with LangChain, LangGraph, and OpenAI API.</w:t>
       </w:r>
     </w:p>
     <w:p>
@@ -51,7 +51,7 @@
         <w:pStyle w:val="ListBullet"/>
       </w:pPr>
       <w:r>
-        <w:t>React.js, Next.js (App Router, Server Components, SSR/ISR)</w:t>
+        <w:t>React.js, Next.js, React Native, Redux Toolkit, TanStack Query, Tailwind CSS</w:t>
       </w:r>
     </w:p>
     <w:p>
@@ -59,23 +59,7 @@
         <w:pStyle w:val="ListBullet"/>
       </w:pPr>
       <w:r>
-        <w:t>Redux Toolkit, TanStack Query</w:t>
-      </w:r>
-    </w:p>
-    <w:p>
-      <w:pPr>
-        <w:pStyle w:val="ListBullet"/>
-      </w:pPr>
-      <w:r>
-        <w:t>Tailwind CSS, HTML5, CSS3</w:t>
-      </w:r>
-    </w:p>
-    <w:p>
-      <w:pPr>
-        <w:pStyle w:val="ListBullet"/>
-      </w:pPr>
-      <w:r>
-        <w:t>JavaScript (ES6+), TypeScript</w:t>
+        <w:t>Component architecture, Lazy Loading, Code Splitting, SEO, a11y, Performance Optimization</w:t>
       </w:r>
     </w:p>
     <w:p>
@@ -88,7 +72,12 @@
         <w:pStyle w:val="ListBullet"/>
       </w:pPr>
       <w:r>
-        <w:t>Node.js, Express.js, NestJS</w:t>
+        <w:t>Node.js, Express.js, NestJS, REST API Design, JWT/OAuth2 Authentication, RBAC</w:t>
+      </w:r>
+    </w:p>
+    <w:p>
+      <w:r>
+        <w:t>**Database Technologies:**</w:t>
       </w:r>
     </w:p>
     <w:p>
@@ -96,36 +85,7 @@
         <w:pStyle w:val="ListBullet"/>
       </w:pPr>
       <w:r>
-        <w:t>REST API Design, JWT/OAuth2 Authentication</w:t>
-      </w:r>
-    </w:p>
-    <w:p>
-      <w:pPr>
-        <w:pStyle w:val="ListBullet"/>
-      </w:pPr>
-      <w:r>
-        <w:t>RBAC Systems</w:t>
-      </w:r>
-    </w:p>
-    <w:p>
-      <w:r>
-        <w:t>**Databases:**</w:t>
-      </w:r>
-    </w:p>
-    <w:p>
-      <w:pPr>
-        <w:pStyle w:val="ListBullet"/>
-      </w:pPr>
-      <w:r>
-        <w:t>PostgreSQL, MySQL, SQLite, MongoDB</w:t>
-      </w:r>
-    </w:p>
-    <w:p>
-      <w:pPr>
-        <w:pStyle w:val="ListBullet"/>
-      </w:pPr>
-      <w:r>
-        <w:t>Drizzle ORM, Firebase, Supabase</w:t>
+        <w:t>PostgreSQL, MySQL, SQLite, MongoDB, Drizzle ORM, Firebase, Supabase</w:t>
       </w:r>
     </w:p>
     <w:p>
@@ -143,7 +103,7 @@
     </w:p>
     <w:p>
       <w:r>
-        <w:t>**Development &amp; DevOps:**</w:t>
+        <w:t>**Testing &amp; Quality Assurance:**</w:t>
       </w:r>
     </w:p>
     <w:p>
@@ -151,7 +111,12 @@
         <w:pStyle w:val="ListBullet"/>
       </w:pPr>
       <w:r>
-        <w:t>Docker, GitHub Actions, Vercel (CI/CD, Edge Functions)</w:t>
+        <w:t>Performance optimization techniques, Code quality practices</w:t>
+      </w:r>
+    </w:p>
+    <w:p>
+      <w:r>
+        <w:t>**DevOps &amp; Cloud:**</w:t>
       </w:r>
     </w:p>
     <w:p>
@@ -159,12 +124,12 @@
         <w:pStyle w:val="ListBullet"/>
       </w:pPr>
       <w:r>
-        <w:t>Git, AWS Amplify</w:t>
+        <w:t>Vercel (CI/CD, Edge Functions), Docker, GitHub Actions, AWS Amplify</w:t>
       </w:r>
     </w:p>
     <w:p>
       <w:r>
-        <w:t>**Testing &amp; Performance:**</w:t>
+        <w:t>**Tools &amp; Technologies:**</w:t>
       </w:r>
     </w:p>
     <w:p>
@@ -172,15 +137,7 @@
         <w:pStyle w:val="ListBullet"/>
       </w:pPr>
       <w:r>
-        <w:t>Performance Optimization (Lazy Loading, Code Splitting)</w:t>
-      </w:r>
-    </w:p>
-    <w:p>
-      <w:pPr>
-        <w:pStyle w:val="ListBullet"/>
-      </w:pPr>
-      <w:r>
-        <w:t>Component Architecture, SEO, a11y</w:t>
+        <w:t>Git, GitHub, Bitbucket, Figma, JIRA, Stripe API, Google Maps API, S3-compatible storage</w:t>
       </w:r>
     </w:p>
     <w:p>
@@ -193,12 +150,7 @@
     </w:p>
     <w:p>
       <w:r>
-        <w:t>**Full Stack Developer** | Revnix (fmr. Revnix Technologies)</w:t>
-      </w:r>
-    </w:p>
-    <w:p>
-      <w:r>
-        <w:t>*Jan 2025 - Present | On-site*</w:t>
+        <w:t>**Full Stack Developer** | Revnix (fmr. Revnix Technologies) | Jan 2025 - Present</w:t>
       </w:r>
     </w:p>
     <w:p>
@@ -259,7 +211,7 @@
     </w:p>
     <w:p>
       <w:r>
-        <w:t>**Nextly - Enterprise Headless CMS &amp; SaaS Framework**</w:t>
+        <w:t>**Nextly** - Enterprise Headless CMS &amp; SaaS Framework (Live)</w:t>
       </w:r>
     </w:p>
     <w:p>
@@ -267,7 +219,7 @@
         <w:pStyle w:val="ListBullet"/>
       </w:pPr>
       <w:r>
-        <w:t>TypeScript-first CMS framework for content-driven products using Next.js, comparable to Payload CMS or Sanity</w:t>
+        <w:t>TypeScript-first CMS framework for content-driven products inside Next.js</w:t>
       </w:r>
     </w:p>
     <w:p>
@@ -304,7 +256,7 @@
     </w:p>
     <w:p>
       <w:r>
-        <w:t>**RextAI - AI-Powered Content Intelligence Platform**</w:t>
+        <w:t>**RextAI** - AI-Powered Content Intelligence Platform (Live)</w:t>
       </w:r>
     </w:p>
     <w:p>
@@ -320,7 +272,7 @@
         <w:pStyle w:val="ListBullet"/>
       </w:pPr>
       <w:r>
-        <w:t>AI article generation editor with keyword input, E-E-A-T optimization controls, and humanization layer</w:t>
+        <w:t>AI article generation editor with keyword input and optimization controls</w:t>
       </w:r>
     </w:p>
     <w:p>
@@ -328,7 +280,7 @@
         <w:pStyle w:val="ListBullet"/>
       </w:pPr>
       <w:r>
-        <w:t>One-click CMS auto-publish integrating WordPress, Webflow, and Ghost APIs with OAuth flows</w:t>
+        <w:t>One-click CMS auto-publish integrating WordPress, Webflow, and Ghost APIs</w:t>
       </w:r>
     </w:p>
     <w:p>
@@ -341,7 +293,7 @@
     </w:p>
     <w:p>
       <w:r>
-        <w:t>**HireIQ - AI-Powered Recruitment &amp; Evaluation Platform**</w:t>
+        <w:t>**HireIQ** - AI-Powered Recruitment &amp; Evaluation Platform (Live)</w:t>
       </w:r>
     </w:p>
     <w:p>
@@ -357,7 +309,7 @@
         <w:pStyle w:val="ListBullet"/>
       </w:pPr>
       <w:r>
-        <w:t>Utilizes LangChain, LangGraph, and OpenAI API for AI functionality</w:t>
+        <w:t>Leveraging LangChain, LangGraph, and OpenAI API for intelligent workflows</w:t>
       </w:r>
     </w:p>
     <w:p>
@@ -370,12 +322,15 @@
     </w:p>
     <w:p>
       <w:r>
-        <w:t>**BS in Computer Science** | University of Haripur</w:t>
+        <w:t>**BS in Computer Science** | University of Haripur | Aug 2020 - Aug 2024</w:t>
       </w:r>
     </w:p>
     <w:p>
+      <w:pPr>
+        <w:pStyle w:val="ListBullet"/>
+      </w:pPr>
       <w:r>
-        <w:t>*Aug 2020 - Aug 2024 | Haripur, Pakistan*</w:t>
+        <w:t>Haripur, Pakistan</w:t>
       </w:r>
     </w:p>
     <w:p>
@@ -387,6 +342,9 @@
       </w:r>
     </w:p>
     <w:p>
+      <w:pPr>
+        <w:pStyle w:val="ListBullet"/>
+      </w:pPr>
       <w:r>
         <w:t>English, Urdu</w:t>
       </w:r>
